--- a/Lab 1/ECE 260C Lab 1.docx
+++ b/Lab 1/ECE 260C Lab 1.docx
@@ -5,49 +5,11 @@
     <w:p>
       <w:pPr>
         <w:pStyle w:val="a3"/>
-        <w:keepNext w:val="0"/>
-        <w:keepLines w:val="0"/>
-        <w:widowControl w:val="0"/>
-        <w:pBdr>
-          <w:top w:val="nil"/>
-          <w:left w:val="nil"/>
-          <w:bottom w:val="nil"/>
-          <w:right w:val="nil"/>
-          <w:between w:val="nil"/>
-        </w:pBdr>
-        <w:spacing w:after="0"/>
-        <w:rPr>
-          <w:rFonts w:ascii="Arial" w:eastAsia="Arial" w:hAnsi="Arial" w:cs="Arial"/>
-          <w:color w:val="000000"/>
-          <w:sz w:val="22"/>
-          <w:szCs w:val="22"/>
-        </w:rPr>
-        <w:sectPr>
-          <w:pgSz w:w="12240" w:h="15840"/>
-          <w:pgMar w:top="1440" w:right="1440" w:bottom="1440" w:left="1440" w:header="720" w:footer="720" w:gutter="0"/>
-          <w:pgNumType w:start="1"/>
-          <w:cols w:space="720"/>
-        </w:sectPr>
-      </w:pPr>
-      <w:bookmarkStart w:id="0" w:name="_cxrj5okfpq7z" w:colFirst="0" w:colLast="0"/>
+      </w:pPr>
+      <w:bookmarkStart w:id="0" w:name="_1yjqu1dwtrtc" w:colFirst="0" w:colLast="0"/>
       <w:bookmarkEnd w:id="0"/>
-      <w:r>
-        <w:rPr>
-          <w:rFonts w:eastAsia="IBM Plex Sans"/>
-          <w:color w:val="000000"/>
-        </w:rPr>
-        <w:t>Lab 1</w:t>
-      </w:r>
-    </w:p>
-    <w:p>
-      <w:pPr>
-        <w:pStyle w:val="a3"/>
-      </w:pPr>
-      <w:bookmarkStart w:id="1" w:name="_1yjqu1dwtrtc" w:colFirst="0" w:colLast="0"/>
-      <w:bookmarkEnd w:id="1"/>
-      <w:proofErr w:type="spellStart"/>
-      <w:r>
-        <w:lastRenderedPageBreak/>
+      <w:proofErr w:type="spellStart"/>
+      <w:r>
         <w:t>ece</w:t>
       </w:r>
       <w:proofErr w:type="spellEnd"/>
@@ -133,7 +95,6 @@
     <w:p>
       <w:pPr>
         <w:rPr>
-          <w:rFonts w:hint="eastAsia"/>
           <w:sz w:val="24"/>
           <w:szCs w:val="24"/>
         </w:rPr>
@@ -159,15 +120,7 @@
           <w:sz w:val="24"/>
           <w:szCs w:val="24"/>
         </w:rPr>
-        <w:t>Please e</w:t>
-      </w:r>
-      <w:r>
-        <w:rPr>
-          <w:b/>
-          <w:sz w:val="24"/>
-          <w:szCs w:val="24"/>
-        </w:rPr>
-        <w:t>nsure GUI is enabled</w:t>
+        <w:t>Please ensure GUI is enabled</w:t>
       </w:r>
       <w:r>
         <w:rPr>
@@ -431,63 +384,55 @@
           <w:b w:val="0"/>
         </w:rPr>
       </w:pPr>
-      <w:bookmarkStart w:id="2" w:name="_4gnz1v5w6exb" w:colFirst="0" w:colLast="0"/>
+      <w:bookmarkStart w:id="1" w:name="_4gnz1v5w6exb" w:colFirst="0" w:colLast="0"/>
+      <w:bookmarkEnd w:id="1"/>
+      <w:r>
+        <w:t xml:space="preserve">Section I </w:t>
+      </w:r>
+      <w:r>
+        <w:rPr>
+          <w:b w:val="0"/>
+        </w:rPr>
+        <w:t>Synthesis &amp; Technology Mapping</w:t>
+      </w:r>
+    </w:p>
+    <w:p/>
+    <w:p>
+      <w:r>
+        <w:t>Synthesis is the process of transforming your RTL design (in our case, written in Verilog) into a gate-level netlist that is suitable for physical implementation. In ECE 260B, you may have had limited exposure to synthesis tools like Synopsys Design Compiler. You likely encountered typical inputs — including the Verilog RTL, a PDK-specific Liberty file, and an SDC (Synopsys Design Constraints) file — and outputs such as the synthesized Verilog netlist and estimated PPA (Performance, Power, Area) metrics.</w:t>
+      </w:r>
+    </w:p>
+    <w:p/>
+    <w:p>
+      <w:r>
+        <w:t xml:space="preserve">In this section, we’ll explore the synthesis tool </w:t>
+      </w:r>
+      <w:proofErr w:type="spellStart"/>
+      <w:r>
+        <w:t>Yosys</w:t>
+      </w:r>
+      <w:proofErr w:type="spellEnd"/>
+      <w:r>
+        <w:t>, focusing on how circuit representations evolve from your original RTL input to the final gate-level netlist. Along the way, we’ll examine some of the complexities involved in synthesizing real-world designs for real-world process technologies — and how various options within the tool can help you tune and improve your Quality of Results (</w:t>
+      </w:r>
+      <w:proofErr w:type="spellStart"/>
+      <w:r>
+        <w:t>QoR</w:t>
+      </w:r>
+      <w:proofErr w:type="spellEnd"/>
+      <w:r>
+        <w:t>).</w:t>
+      </w:r>
+    </w:p>
+    <w:p/>
+    <w:p>
+      <w:pPr>
+        <w:pStyle w:val="2"/>
+      </w:pPr>
+      <w:bookmarkStart w:id="2" w:name="_hzumhmddv695" w:colFirst="0" w:colLast="0"/>
       <w:bookmarkEnd w:id="2"/>
       <w:r>
-        <w:t xml:space="preserve">Section I </w:t>
-      </w:r>
-      <w:r>
-        <w:rPr>
-          <w:b w:val="0"/>
-        </w:rPr>
-        <w:t>Synthesis &amp; Technology Mapping</w:t>
-      </w:r>
-    </w:p>
-    <w:p/>
-    <w:p>
-      <w:r>
-        <w:t>Synthesis is the process of transforming your RTL design (in our case, written in Verilog) into a gate-level netlist that is suitable for physical implementation. In ECE 260B, you may have had limited exposure to synthesis tools like Synopsys Design Compil</w:t>
-      </w:r>
-      <w:r>
-        <w:t>er. You likely encountered typical inputs — including the Verilog RTL, a PDK-specific Liberty file, and an SDC (Synopsys Design Constraints) file — and outputs such as the synthesized Verilog netlist and estimated PPA (Performance, Power, Area) metrics.</w:t>
-      </w:r>
-    </w:p>
-    <w:p/>
-    <w:p>
-      <w:r>
-        <w:t>I</w:t>
-      </w:r>
-      <w:r>
-        <w:t xml:space="preserve">n this section, we’ll explore the synthesis tool </w:t>
-      </w:r>
-      <w:proofErr w:type="spellStart"/>
-      <w:r>
-        <w:t>Yosys</w:t>
-      </w:r>
-      <w:proofErr w:type="spellEnd"/>
-      <w:r>
-        <w:t>, focusing on how circuit representations evolve from your original RTL input to the final gate-level netlist. Along the way, we’ll examine some of the complexities involved in synthesizing real-world d</w:t>
-      </w:r>
-      <w:r>
-        <w:t>esigns for real-world process technologies — and how various options within the tool can help you tune and improve your Quality of Results (</w:t>
-      </w:r>
-      <w:proofErr w:type="spellStart"/>
-      <w:r>
-        <w:t>QoR</w:t>
-      </w:r>
-      <w:proofErr w:type="spellEnd"/>
-      <w:r>
-        <w:t>).</w:t>
-      </w:r>
-    </w:p>
-    <w:p/>
-    <w:p>
-      <w:pPr>
-        <w:pStyle w:val="2"/>
-      </w:pPr>
-      <w:bookmarkStart w:id="3" w:name="_hzumhmddv695" w:colFirst="0" w:colLast="0"/>
-      <w:bookmarkEnd w:id="3"/>
-      <w:r>
+        <w:lastRenderedPageBreak/>
         <w:t xml:space="preserve">Starting with </w:t>
       </w:r>
       <w:proofErr w:type="spellStart"/>
@@ -507,10 +452,7 @@
         </w:r>
       </w:hyperlink>
       <w:r>
-        <w:t xml:space="preserve"> is the open-source syn</w:t>
-      </w:r>
-      <w:r>
-        <w:t xml:space="preserve">thesis tool that is commonly paired with </w:t>
+        <w:t xml:space="preserve"> is the open-source synthesis tool that is commonly paired with </w:t>
       </w:r>
       <w:proofErr w:type="spellStart"/>
       <w:r>
@@ -542,10 +484,7 @@
       </w:r>
       <w:proofErr w:type="spellEnd"/>
       <w:r>
-        <w:t xml:space="preserve"> is also widely adopted in the FPGA domain, with some FPGA vendors – such as</w:t>
-      </w:r>
-      <w:r>
-        <w:t xml:space="preserve"> </w:t>
+        <w:t xml:space="preserve"> is also widely adopted in the FPGA domain, with some FPGA vendors – such as </w:t>
       </w:r>
       <w:hyperlink r:id="rId14">
         <w:r>
@@ -569,10 +508,7 @@
         </w:r>
       </w:hyperlink>
       <w:r>
-        <w:t xml:space="preserve"> – even using it as their primar</w:t>
-      </w:r>
-      <w:r>
-        <w:t>y synthesis tool.</w:t>
+        <w:t xml:space="preserve"> – even using it as their primary synthesis tool.</w:t>
       </w:r>
     </w:p>
     <w:p/>
@@ -653,13 +589,7 @@
         <w:rPr>
           <w:b/>
         </w:rPr>
-        <w:t xml:space="preserve"> or ORFS, however, using t</w:t>
-      </w:r>
-      <w:r>
-        <w:rPr>
-          <w:b/>
-        </w:rPr>
-        <w:t xml:space="preserve">he </w:t>
+        <w:t xml:space="preserve"> or ORFS, however, using the </w:t>
       </w:r>
       <w:proofErr w:type="spellStart"/>
       <w:r>
@@ -814,15 +744,7 @@
                 <w:color w:val="4D4D4C"/>
                 <w:highlight w:val="white"/>
               </w:rPr>
-              <w:t>read_ver</w:t>
-            </w:r>
-            <w:r>
-              <w:rPr>
-                <w:rFonts w:ascii="Consolas" w:eastAsia="Consolas" w:hAnsi="Consolas" w:cs="Consolas"/>
-                <w:color w:val="4D4D4C"/>
-                <w:highlight w:val="white"/>
-              </w:rPr>
-              <w:t>ilog</w:t>
+              <w:t>read_verilog</w:t>
             </w:r>
             <w:proofErr w:type="spellEnd"/>
             <w:r>
@@ -874,9 +796,6 @@
     <w:p>
       <w:pPr>
         <w:widowControl w:val="0"/>
-        <w:rPr>
-          <w:rFonts w:hint="eastAsia"/>
-        </w:rPr>
       </w:pPr>
       <w:r>
         <w:rPr>
@@ -977,10 +896,11 @@
         <w:widowControl w:val="0"/>
       </w:pPr>
       <w:r>
-        <w:t>Before diving into specific commands, it is important to understand the role of Design Space Exploration (DSE) in the synthesis flow. A typical DSE involves evaluating multiple architectural and implementation options to optimize for various metrics such a</w:t>
-      </w:r>
-      <w:r>
-        <w:t>s area, timing, power, or performance. It helps designers better understand trade-offs, identify bottlenecks, and make informed decisions to improve the overall Quality of Results (</w:t>
+        <w:t xml:space="preserve">Before diving into specific commands, it is important to understand the role of Design Space </w:t>
+      </w:r>
+      <w:r>
+        <w:lastRenderedPageBreak/>
+        <w:t>Exploration (DSE) in the synthesis flow. A typical DSE involves evaluating multiple architectural and implementation options to optimize for various metrics such as area, timing, power, or performance. It helps designers better understand trade-offs, identify bottlenecks, and make informed decisions to improve the overall Quality of Results (</w:t>
       </w:r>
       <w:proofErr w:type="spellStart"/>
       <w:r>
@@ -988,10 +908,7 @@
       </w:r>
       <w:proofErr w:type="spellEnd"/>
       <w:r>
-        <w:t>). Now that the modules have been loaded into memory, we can begin explo</w:t>
-      </w:r>
-      <w:r>
-        <w:t xml:space="preserve">ring the design using several key </w:t>
+        <w:t xml:space="preserve">). Now that the modules have been loaded into memory, we can begin exploring the design using several key </w:t>
       </w:r>
       <w:proofErr w:type="spellStart"/>
       <w:r>
@@ -1733,7 +1650,6 @@
       <w:pPr>
         <w:widowControl w:val="0"/>
         <w:rPr>
-          <w:rFonts w:hint="eastAsia"/>
           <w:b/>
         </w:rPr>
       </w:pPr>
@@ -1742,7 +1658,6 @@
       <w:pPr>
         <w:widowControl w:val="0"/>
         <w:rPr>
-          <w:rFonts w:hint="eastAsia"/>
           <w:b/>
         </w:rPr>
       </w:pPr>
@@ -1752,8 +1667,8 @@
         <w:pStyle w:val="3"/>
         <w:widowControl w:val="0"/>
       </w:pPr>
-      <w:bookmarkStart w:id="4" w:name="_iww2sjrzdo28" w:colFirst="0" w:colLast="0"/>
-      <w:bookmarkEnd w:id="4"/>
+      <w:bookmarkStart w:id="3" w:name="_iww2sjrzdo28" w:colFirst="0" w:colLast="0"/>
+      <w:bookmarkEnd w:id="3"/>
       <w:r>
         <w:t>Processes</w:t>
       </w:r>
@@ -1774,10 +1689,7 @@
         </w:r>
       </w:hyperlink>
       <w:r>
-        <w:t xml:space="preserve"> refers to a procedural block that executes in response to certain events, which may be explicitly or implicitly defined. You should be familiar with the </w:t>
-      </w:r>
-      <w:r>
-        <w:t>following:</w:t>
+        <w:t xml:space="preserve"> refers to a procedural block that executes in response to certain events, which may be explicitly or implicitly defined. You should be familiar with the following:</w:t>
       </w:r>
     </w:p>
     <w:p>
@@ -1862,10 +1774,7 @@
       </w:r>
       <w:proofErr w:type="spellEnd"/>
       <w:r>
-        <w:t xml:space="preserve"> features that combat always @*’s ambiguity by helping ensure correct intent, such as whethe</w:t>
-      </w:r>
-      <w:r>
-        <w:t>r the block should infer combinational logic or latches.</w:t>
+        <w:t xml:space="preserve"> features that combat always @*’s ambiguity by helping ensure correct intent, such as whether the block should infer combinational logic or latches.</w:t>
       </w:r>
     </w:p>
     <w:p>
@@ -1950,19 +1859,13 @@
         <w:t>initial</w:t>
       </w:r>
       <w:r>
-        <w:t xml:space="preserve"> blocks – which run onc</w:t>
-      </w:r>
-      <w:r>
-        <w:t>e at the start of a simulation. While primarily used for testbenches and initialization in simulation, some FPGA platforms may reinterpret them as actions triggered on reset.</w:t>
-      </w:r>
-    </w:p>
-    <w:p/>
-    <w:p>
-      <w:r>
-        <w:t xml:space="preserve">The process model is advantageous because it aligns naturally with event-driven </w:t>
-      </w:r>
-      <w:r>
-        <w:t xml:space="preserve">simulator architectures, while also being synthesizable into either pure combinational logic or </w:t>
+        <w:t xml:space="preserve"> blocks – which run once at the start of a simulation. While primarily used for testbenches and initialization in simulation, some FPGA platforms may reinterpret them as actions triggered on reset.</w:t>
+      </w:r>
+    </w:p>
+    <w:p/>
+    <w:p>
+      <w:r>
+        <w:t xml:space="preserve">The process model is advantageous because it aligns naturally with event-driven simulator architectures, while also being synthesizable into either pure combinational logic or </w:t>
       </w:r>
       <w:r>
         <w:rPr>
@@ -1986,10 +1889,7 @@
         <w:t>Mux0</w:t>
       </w:r>
       <w:r>
-        <w:t xml:space="preserve"> is that it is challenging to discern the behavior because</w:t>
-      </w:r>
-      <w:r>
-        <w:t xml:space="preserve"> processes are opaque i.e., they are not broken down into logic gates or control flow.</w:t>
+        <w:t xml:space="preserve"> is that it is challenging to discern the behavior because processes are opaque i.e., they are not broken down into logic gates or control flow.</w:t>
       </w:r>
     </w:p>
     <w:p/>
@@ -2007,10 +1907,7 @@
       </w:r>
       <w:proofErr w:type="spellStart"/>
       <w:r>
-        <w:t>Yosy</w:t>
-      </w:r>
-      <w:r>
-        <w:t>s’s</w:t>
+        <w:t>Yosys’s</w:t>
       </w:r>
       <w:proofErr w:type="spellEnd"/>
       <w:r>
@@ -2026,10 +1923,7 @@
         </w:r>
       </w:hyperlink>
       <w:r>
-        <w:t xml:space="preserve"> (Register Transfer Level Intermediate Language) – an intermediate representation lan</w:t>
-      </w:r>
-      <w:r>
-        <w:t xml:space="preserve">guage used by </w:t>
+        <w:t xml:space="preserve"> (Register Transfer Level Intermediate Language) – an intermediate representation language used by </w:t>
       </w:r>
       <w:proofErr w:type="spellStart"/>
       <w:r>
@@ -2037,10 +1931,7 @@
       </w:r>
       <w:proofErr w:type="spellEnd"/>
       <w:r>
-        <w:t xml:space="preserve"> during synthesis. It provides a low-level, implementation-friendly view of a Verilog design by translating behavioral and structural constructs into a flattened set of logic primitives, wires and cells. This format is useful for underst</w:t>
-      </w:r>
-      <w:r>
-        <w:t>anding exactly how high-level Verilog maps to synthesizable logic.</w:t>
+        <w:t xml:space="preserve"> during synthesis. It provides a low-level, implementation-friendly view of a Verilog design by translating behavioral and structural constructs into a flattened set of logic primitives, wires and cells. This format is useful for understanding exactly how high-level Verilog maps to synthesizable logic.</w:t>
       </w:r>
     </w:p>
     <w:p/>
@@ -2167,9 +2058,6 @@
     <w:p>
       <w:pPr>
         <w:widowControl w:val="0"/>
-        <w:rPr>
-          <w:rFonts w:hint="eastAsia"/>
-        </w:rPr>
       </w:pPr>
       <w:r>
         <w:t xml:space="preserve">The Verilog source for Mux0 in </w:t>
@@ -2196,10 +2084,7 @@
       </w:pPr>
       <w:r>
         <w:lastRenderedPageBreak/>
-        <w:t>Let us now map pro</w:t>
-      </w:r>
-      <w:r>
-        <w:t xml:space="preserve">cesses to real logic: Run the </w:t>
+        <w:t xml:space="preserve">Let us now map processes to real logic: Run the </w:t>
       </w:r>
       <w:r>
         <w:rPr>
@@ -2342,9 +2227,6 @@
     <w:p>
       <w:pPr>
         <w:widowControl w:val="0"/>
-        <w:rPr>
-          <w:rFonts w:hint="eastAsia"/>
-        </w:rPr>
       </w:pPr>
     </w:p>
     <w:p>
@@ -2391,10 +2273,7 @@
         <w:t xml:space="preserve">Q1.5 </w:t>
       </w:r>
       <w:r>
-        <w:t>Paste a screenshot. In 2-3 sentences, what instances are present? What do you notice about how the always block in the</w:t>
-      </w:r>
-      <w:r>
-        <w:t xml:space="preserve"> original Verilog was converted?</w:t>
+        <w:t>Paste a screenshot. In 2-3 sentences, what instances are present? What do you notice about how the always block in the original Verilog was converted?</w:t>
       </w:r>
     </w:p>
     <w:p>
@@ -2457,9 +2336,6 @@
     <w:p>
       <w:pPr>
         <w:widowControl w:val="0"/>
-        <w:rPr>
-          <w:rFonts w:hint="eastAsia"/>
-        </w:rPr>
       </w:pPr>
       <w:r>
         <w:t>In the schematic, there is one $mux instance and one $</w:t>
@@ -2477,8 +2353,8 @@
       <w:pPr>
         <w:pStyle w:val="2"/>
       </w:pPr>
-      <w:bookmarkStart w:id="5" w:name="_q8n4xrymdjfm" w:colFirst="0" w:colLast="0"/>
-      <w:bookmarkEnd w:id="5"/>
+      <w:bookmarkStart w:id="4" w:name="_q8n4xrymdjfm" w:colFirst="0" w:colLast="0"/>
+      <w:bookmarkEnd w:id="4"/>
       <w:r>
         <w:lastRenderedPageBreak/>
         <w:t>The Synthesis Flow</w:t>
@@ -2519,10 +2395,7 @@
         <w:t>hierarchy</w:t>
       </w:r>
       <w:r>
-        <w:t xml:space="preserve"> of the design – the relationship between modules based on how </w:t>
-      </w:r>
-      <w:r>
-        <w:t xml:space="preserve">they instantiate one another. The top module serves as the </w:t>
+        <w:t xml:space="preserve"> of the design – the relationship between modules based on how they instantiate one another. The top module serves as the </w:t>
       </w:r>
       <w:r>
         <w:rPr>
@@ -2576,15 +2449,7 @@
                 <w:color w:val="4D4D4C"/>
                 <w:highlight w:val="white"/>
               </w:rPr>
-              <w:t>hierarchy -</w:t>
-            </w:r>
-            <w:r>
-              <w:rPr>
-                <w:rFonts w:ascii="Consolas" w:eastAsia="Consolas" w:hAnsi="Consolas" w:cs="Consolas"/>
-                <w:color w:val="4D4D4C"/>
-                <w:highlight w:val="white"/>
-              </w:rPr>
-              <w:t xml:space="preserve">top </w:t>
+              <w:t xml:space="preserve">hierarchy -top </w:t>
             </w:r>
             <w:proofErr w:type="spellStart"/>
             <w:r>
@@ -2617,10 +2482,7 @@
     </w:p>
     <w:p>
       <w:r>
-        <w:t>To keep the schematic from exploding in size, however, we will do th</w:t>
-      </w:r>
-      <w:r>
-        <w:t>is later. Let us perform a multi-module synthesis with optimization as follows:</w:t>
+        <w:t>To keep the schematic from exploding in size, however, we will do this later. Let us perform a multi-module synthesis with optimization as follows:</w:t>
       </w:r>
     </w:p>
     <w:tbl>
@@ -2721,10 +2583,7 @@
         <w:t xml:space="preserve">Q1.6 </w:t>
       </w:r>
       <w:r>
-        <w:t>Pa</w:t>
-      </w:r>
-      <w:r>
-        <w:t xml:space="preserve">ste a screenshot of the </w:t>
+        <w:t xml:space="preserve">Paste a screenshot of the </w:t>
       </w:r>
       <w:r>
         <w:rPr>
@@ -2740,9 +2599,6 @@
     <w:p>
       <w:pPr>
         <w:jc w:val="center"/>
-        <w:rPr>
-          <w:rFonts w:hint="eastAsia"/>
-        </w:rPr>
       </w:pPr>
       <w:r>
         <w:rPr>
@@ -2812,19 +2668,13 @@
         <w:t xml:space="preserve"> have been broken down into many low-level primitives, such as $_ANDNOT_, $_MUX_, and $_OR_, reflecting fine-grained logic gates optimized for implementation.</w:t>
       </w:r>
     </w:p>
-    <w:p>
-      <w:pPr>
-        <w:rPr>
-          <w:rFonts w:hint="eastAsia"/>
-        </w:rPr>
-      </w:pPr>
-    </w:p>
+    <w:p/>
     <w:p>
       <w:pPr>
         <w:pStyle w:val="3"/>
       </w:pPr>
-      <w:bookmarkStart w:id="6" w:name="_9hpp26wjke45" w:colFirst="0" w:colLast="0"/>
-      <w:bookmarkEnd w:id="6"/>
+      <w:bookmarkStart w:id="5" w:name="_9hpp26wjke45" w:colFirst="0" w:colLast="0"/>
+      <w:bookmarkEnd w:id="5"/>
       <w:r>
         <w:t>Primitives &amp; The Internal Cell Library</w:t>
       </w:r>
@@ -2838,10 +2688,7 @@
         <w:t xml:space="preserve">Q1.7 </w:t>
       </w:r>
       <w:r>
-        <w:t>Run show Mux0</w:t>
-      </w:r>
-      <w:r>
-        <w:t xml:space="preserve"> again and paste a screenshot here (you may need to zoom in). In 2-3 sentences, what do you notice is different from the previous versions of Mux0 (like in Q1.4) in terms of cells utilized and the structure of the circuit network?</w:t>
+        <w:t>Run show Mux0 again and paste a screenshot here (you may need to zoom in). In 2-3 sentences, what do you notice is different from the previous versions of Mux0 (like in Q1.4) in terms of cells utilized and the structure of the circuit network?</w:t>
       </w:r>
     </w:p>
     <w:p>
@@ -2852,10 +2699,7 @@
         <w:t>Hint:</w:t>
       </w:r>
       <w:r>
-        <w:t xml:space="preserve"> you can get a gener</w:t>
-      </w:r>
-      <w:r>
-        <w:t xml:space="preserve">al idea of logic flow by looking from left to right (inputs on left, first stage next, …, outputs on right). </w:t>
+        <w:t xml:space="preserve"> you can get a general idea of logic flow by looking from left to right (inputs on left, first stage next, …, outputs on right). </w:t>
       </w:r>
       <w:r>
         <w:rPr>
@@ -2910,13 +2754,7 @@
         <w:t xml:space="preserve"> signal in a staged and structured manner.</w:t>
       </w:r>
     </w:p>
-    <w:p>
-      <w:pPr>
-        <w:rPr>
-          <w:rFonts w:hint="eastAsia"/>
-        </w:rPr>
-      </w:pPr>
-    </w:p>
+    <w:p/>
     <w:p>
       <w:pPr>
         <w:jc w:val="center"/>
@@ -2972,10 +2810,7 @@
     <w:p>
       <w:r>
         <w:lastRenderedPageBreak/>
-        <w:t>What you saw above is the evolution of the logic database thr</w:t>
-      </w:r>
-      <w:r>
-        <w:t xml:space="preserve">ough two different stages of what </w:t>
+        <w:t xml:space="preserve">What you saw above is the evolution of the logic database through two different stages of what </w:t>
       </w:r>
       <w:proofErr w:type="spellStart"/>
       <w:r>
@@ -3012,10 +2847,7 @@
       </w:r>
       <w:proofErr w:type="spellEnd"/>
       <w:r>
-        <w:t>, your input Verilog is first instantiated into a modular netlist containing a mix of processes and what are known as “word-level” interna</w:t>
-      </w:r>
-      <w:r>
-        <w:t xml:space="preserve">l cells that correspond directly to Verilog’s (multi-bit) mathematical-logical operations (i.e. a 32-bit AND, a 16-bit subtract, or a 4-bit DFF) and even other high-level constructs such as FSMs or memory blocks (for which </w:t>
+        <w:t xml:space="preserve">, your input Verilog is first instantiated into a modular netlist containing a mix of processes and what are known as “word-level” internal cells that correspond directly to Verilog’s (multi-bit) mathematical-logical operations (i.e. a 32-bit AND, a 16-bit subtract, or a 4-bit DFF) and even other high-level constructs such as FSMs or memory blocks (for which </w:t>
       </w:r>
       <w:proofErr w:type="spellStart"/>
       <w:r>
@@ -3043,10 +2875,7 @@
       </w:r>
       <w:proofErr w:type="spellEnd"/>
       <w:r>
-        <w:t xml:space="preserve"> lowers these word-level internal cells to gate-level cells – logic primitives that more closely resemb</w:t>
-      </w:r>
-      <w:r>
-        <w:t xml:space="preserve">le the elements found in real PDKs, such as AND gates, </w:t>
+        <w:t xml:space="preserve"> lowers these word-level internal cells to gate-level cells – logic primitives that more closely resemble the elements found in real PDKs, such as AND gates, </w:t>
       </w:r>
       <w:proofErr w:type="spellStart"/>
       <w:r>
@@ -3058,13 +2887,7 @@
       </w:r>
     </w:p>
     <w:p/>
-    <w:p>
-      <w:pPr>
-        <w:rPr>
-          <w:rFonts w:hint="eastAsia"/>
-        </w:rPr>
-      </w:pPr>
-    </w:p>
+    <w:p/>
     <w:p>
       <w:r>
         <w:t xml:space="preserve">In the </w:t>
@@ -3093,10 +2916,7 @@
         <w:t>section1/</w:t>
       </w:r>
       <w:r>
-        <w:t xml:space="preserve"> folder, do</w:t>
-      </w:r>
-      <w:r>
-        <w:t xml:space="preserve"> this by </w:t>
+        <w:t xml:space="preserve"> folder, do this by </w:t>
       </w:r>
       <w:proofErr w:type="gramStart"/>
       <w:r>
@@ -3228,35 +3048,31 @@
         </w:rPr>
         <w:t xml:space="preserve"> your progress.</w:t>
       </w:r>
-      <w:bookmarkStart w:id="7" w:name="_mpi5bhzdpd83" w:colFirst="0" w:colLast="0"/>
+      <w:bookmarkStart w:id="6" w:name="_mpi5bhzdpd83" w:colFirst="0" w:colLast="0"/>
+      <w:bookmarkEnd w:id="6"/>
+    </w:p>
+    <w:p>
+      <w:pPr>
+        <w:rPr>
+          <w:b/>
+        </w:rPr>
+      </w:pPr>
+    </w:p>
+    <w:p>
+      <w:pPr>
+        <w:rPr>
+          <w:b/>
+        </w:rPr>
+      </w:pPr>
+    </w:p>
+    <w:p>
+      <w:pPr>
+        <w:pStyle w:val="2"/>
+      </w:pPr>
+      <w:bookmarkStart w:id="7" w:name="_ubncp5f7jk9c" w:colFirst="0" w:colLast="0"/>
       <w:bookmarkEnd w:id="7"/>
-    </w:p>
-    <w:p>
-      <w:pPr>
-        <w:rPr>
-          <w:b/>
-        </w:rPr>
-      </w:pPr>
-    </w:p>
-    <w:p>
-      <w:pPr>
-        <w:rPr>
-          <w:rFonts w:hint="eastAsia"/>
-          <w:b/>
-        </w:rPr>
-      </w:pPr>
-    </w:p>
-    <w:p>
-      <w:pPr>
-        <w:pStyle w:val="2"/>
-      </w:pPr>
-      <w:bookmarkStart w:id="8" w:name="_ubncp5f7jk9c" w:colFirst="0" w:colLast="0"/>
-      <w:bookmarkEnd w:id="8"/>
-      <w:r>
-        <w:t>O</w:t>
-      </w:r>
-      <w:r>
-        <w:t xml:space="preserve">ptimization and </w:t>
+      <w:r>
+        <w:t xml:space="preserve">Optimization and </w:t>
       </w:r>
       <w:proofErr w:type="spellStart"/>
       <w:r>
@@ -3278,17 +3094,11 @@
       </w:r>
       <w:proofErr w:type="spellStart"/>
       <w:r>
-        <w:t>techmappi</w:t>
-      </w:r>
-      <w:r>
-        <w:t>ng</w:t>
-      </w:r>
-      <w:proofErr w:type="spellEnd"/>
-      <w:r>
-        <w:t xml:space="preserve"> is possible – the common cells in the Internal Library can usually be mapped 1:1 to PDK cells. This would, however, leave performance on the table as optimizations using the delay data of PDK cells is possible, and these optimizations involve analyzing </w:t>
-      </w:r>
-      <w:r>
-        <w:t xml:space="preserve">several possible representations for a given circuit and its subcircuits. </w:t>
+        <w:t>techmapping</w:t>
+      </w:r>
+      <w:proofErr w:type="spellEnd"/>
+      <w:r>
+        <w:t xml:space="preserve"> is possible – the common cells in the Internal Library can usually be mapped 1:1 to PDK cells. This would, however, leave performance on the table as optimizations using the delay data of PDK cells is possible, and these optimizations involve analyzing several possible representations for a given circuit and its subcircuits. </w:t>
       </w:r>
     </w:p>
     <w:p/>
@@ -3311,10 +3121,7 @@
         </w:r>
       </w:hyperlink>
       <w:r>
-        <w:t>, a synthesis tool capable of performing combinational and sequential logic opti</w:t>
-      </w:r>
-      <w:r>
-        <w:t xml:space="preserve">mization for both ASICs and FPGAs. When we call </w:t>
+        <w:t xml:space="preserve">, a synthesis tool capable of performing combinational and sequential logic optimization for both ASICs and FPGAs. When we call </w:t>
       </w:r>
       <w:proofErr w:type="spellStart"/>
       <w:r>
@@ -3333,10 +3140,7 @@
       </w:r>
       <w:proofErr w:type="spellEnd"/>
       <w:r>
-        <w:t xml:space="preserve"> command, it translates your design into an ABC-compatible format – optionally splitting it into combinational sections – then calls ABC to optimize the logic, and finally maps the results back into</w:t>
-      </w:r>
-      <w:r>
-        <w:t xml:space="preserve"> </w:t>
+        <w:t xml:space="preserve"> command, it translates your design into an ABC-compatible format – optionally splitting it into combinational sections – then calls ABC to optimize the logic, and finally maps the results back into </w:t>
       </w:r>
       <w:proofErr w:type="spellStart"/>
       <w:r>
@@ -3358,13 +3162,7 @@
     <w:p/>
     <w:p>
       <w:r>
-        <w:t>Internally, ABC operates by converting your ci</w:t>
-      </w:r>
-      <w:r>
-        <w:t>rcuit into an AND-Inverter Graph (AIG) — a simplified combinational representation composed of two-input AND gates and inverters. AIGs are particularly well-suited for a variety of optimization tasks, including redundancy elimination, logic equivalence che</w:t>
-      </w:r>
-      <w:r>
-        <w:t>cking, and efficient search for optimized circuit structures. ABC can also perform retiming.</w:t>
+        <w:t>Internally, ABC operates by converting your circuit into an AND-Inverter Graph (AIG) — a simplified combinational representation composed of two-input AND gates and inverters. AIGs are particularly well-suited for a variety of optimization tasks, including redundancy elimination, logic equivalence checking, and efficient search for optimized circuit structures. ABC can also perform retiming.</w:t>
       </w:r>
     </w:p>
     <w:p/>
@@ -3378,10 +3176,7 @@
       </w:r>
       <w:proofErr w:type="spellEnd"/>
       <w:r>
-        <w:t xml:space="preserve"> synth command already performs) — we will be us</w:t>
-      </w:r>
-      <w:r>
-        <w:t xml:space="preserve">ing it with a Liberty file. A Liberty file provides detailed timing, power, and functional information for each standard cell in a given PDK (typically grouped by threshold voltage or cell style) – for a quick tutorial check </w:t>
+        <w:t xml:space="preserve"> synth command already performs) — we will be using it with a Liberty file. A Liberty file provides detailed timing, power, and functional information for each standard cell in a given PDK (typically grouped by threshold voltage or cell style) – for a quick tutorial check </w:t>
       </w:r>
       <w:hyperlink r:id="rId30">
         <w:r>
@@ -3393,10 +3188,7 @@
         </w:r>
       </w:hyperlink>
       <w:r>
-        <w:t>. ABC uses this information to map portions of the logic (called "cuts") to optimal standard cells, continuing this process until the entire design has been transformed. This technol</w:t>
-      </w:r>
-      <w:r>
-        <w:t xml:space="preserve">ogy mapping can be guided by constraints such as timing or area, enabling more efficient and physically-aware synthesis. </w:t>
+        <w:t xml:space="preserve">. ABC uses this information to map portions of the logic (called "cuts") to optimal standard cells, continuing this process until the entire design has been transformed. This technology mapping can be guided by constraints such as timing or area, enabling more efficient and physically-aware synthesis. </w:t>
       </w:r>
       <w:proofErr w:type="spellStart"/>
       <w:r>
@@ -3481,15 +3273,7 @@
                 <w:color w:val="4D4D4C"/>
                 <w:highlight w:val="white"/>
               </w:rPr>
-              <w:t>de</w:t>
-            </w:r>
-            <w:r>
-              <w:rPr>
-                <w:rFonts w:ascii="Consolas" w:eastAsia="Consolas" w:hAnsi="Consolas" w:cs="Consolas"/>
-                <w:color w:val="4D4D4C"/>
-                <w:highlight w:val="white"/>
-              </w:rPr>
-              <w:t xml:space="preserve">sign -reset </w:t>
+              <w:t xml:space="preserve">design -reset </w:t>
             </w:r>
             <w:r>
               <w:rPr>
@@ -3708,15 +3492,7 @@
                 <w:color w:val="8E908C"/>
                 <w:highlight w:val="white"/>
               </w:rPr>
-              <w:t># Call into ABC to synthesize with a timing goal</w:t>
-            </w:r>
-            <w:r>
-              <w:rPr>
-                <w:rFonts w:ascii="Consolas" w:eastAsia="Consolas" w:hAnsi="Consolas" w:cs="Consolas"/>
-                <w:color w:val="8E908C"/>
-                <w:highlight w:val="white"/>
-              </w:rPr>
-              <w:t xml:space="preserve"> of 4000 </w:t>
+              <w:t xml:space="preserve"># Call into ABC to synthesize with a timing goal of 4000 </w:t>
             </w:r>
             <w:proofErr w:type="spellStart"/>
             <w:r>
@@ -3976,10 +3752,7 @@
         </w:r>
       </w:hyperlink>
       <w:r>
-        <w:t xml:space="preserve"> is used to add full-adder cells availa</w:t>
-      </w:r>
-      <w:r>
-        <w:t xml:space="preserve">ble in </w:t>
+        <w:t xml:space="preserve"> is used to add full-adder cells available in </w:t>
       </w:r>
       <w:hyperlink r:id="rId37">
         <w:r>
@@ -3998,8 +3771,8 @@
       <w:pPr>
         <w:pStyle w:val="2"/>
       </w:pPr>
-      <w:bookmarkStart w:id="9" w:name="_67nl21tc5nyf" w:colFirst="0" w:colLast="0"/>
-      <w:bookmarkEnd w:id="9"/>
+      <w:bookmarkStart w:id="8" w:name="_67nl21tc5nyf" w:colFirst="0" w:colLast="0"/>
+      <w:bookmarkEnd w:id="8"/>
       <w:r>
         <w:t xml:space="preserve">Timing and Power with </w:t>
       </w:r>
@@ -4011,10 +3784,7 @@
     </w:p>
     <w:p>
       <w:r>
-        <w:t>While stat gives you a cell-based area estimate, you likely also want tim</w:t>
-      </w:r>
-      <w:r>
-        <w:t xml:space="preserve">ing and power information to fully evaluate your design. Unfortunately, this infrastructure is not yet part of </w:t>
+        <w:t xml:space="preserve">While stat gives you a cell-based area estimate, you likely also want timing and power information to fully evaluate your design. Unfortunately, this infrastructure is not yet part of </w:t>
       </w:r>
       <w:proofErr w:type="spellStart"/>
       <w:r>
@@ -4048,10 +3818,7 @@
       </w:r>
       <w:proofErr w:type="spellEnd"/>
       <w:r>
-        <w:t>, we ne</w:t>
-      </w:r>
-      <w:r>
-        <w:t xml:space="preserve">ed to export a </w:t>
+        <w:t xml:space="preserve">, we need to export a </w:t>
       </w:r>
       <w:proofErr w:type="spellStart"/>
       <w:r>
@@ -4187,10 +3954,7 @@
         <w:t xml:space="preserve">Q1.9 </w:t>
       </w:r>
       <w:r>
-        <w:t xml:space="preserve">We will start with checking whether timing is met. Run the following and paste a screenshot below of the final </w:t>
-      </w:r>
-      <w:r>
-        <w:t>timing report. In 1-2 sentences, is timing met?</w:t>
+        <w:t>We will start with checking whether timing is met. Run the following and paste a screenshot below of the final timing report. In 1-2 sentences, is timing met?</w:t>
       </w:r>
     </w:p>
     <w:tbl>
@@ -4514,7 +4278,7 @@
         <w:widowControl w:val="0"/>
         <w:jc w:val="center"/>
         <w:rPr>
-          <w:rFonts w:ascii="Consolas" w:hAnsi="Consolas" w:cs="Consolas" w:hint="eastAsia"/>
+          <w:rFonts w:ascii="Consolas" w:hAnsi="Consolas" w:cs="Consolas"/>
           <w:color w:val="4D4D4C"/>
           <w:highlight w:val="white"/>
         </w:rPr>
@@ -4568,13 +4332,7 @@
         </w:drawing>
       </w:r>
     </w:p>
-    <w:p>
-      <w:pPr>
-        <w:rPr>
-          <w:rFonts w:hint="eastAsia"/>
-        </w:rPr>
-      </w:pPr>
-    </w:p>
+    <w:p/>
     <w:p>
       <w:r>
         <w:lastRenderedPageBreak/>
@@ -4604,10 +4362,7 @@
         <w:t>maximum achievable performance</w:t>
       </w:r>
       <w:r>
-        <w:t xml:space="preserve"> of our synthesized design — that is, the highest frequency it can reliably support based on current timing constraints</w:t>
-      </w:r>
-      <w:r>
-        <w:t xml:space="preserve">. </w:t>
+        <w:t xml:space="preserve"> of our synthesized design — that is, the highest frequency it can reliably support based on current timing constraints. </w:t>
       </w:r>
       <w:proofErr w:type="spellStart"/>
       <w:r>
@@ -4684,10 +4439,7 @@
         </m:sSub>
       </m:oMath>
       <w:r>
-        <w:t xml:space="preserve"> compares to the 4000 ps target we asked ABC for above</w:t>
-      </w:r>
-      <w:r>
-        <w:t>? (For those unfamiliar with</w:t>
+        <w:t xml:space="preserve"> compares to the 4000 ps target we asked ABC for above? (For those unfamiliar with</w:t>
       </w:r>
       <m:oMath>
         <m:r>
@@ -4748,10 +4500,7 @@
       </w:r>
       <w:proofErr w:type="spellEnd"/>
       <w:r>
-        <w:t xml:space="preserve"> target, indicate anything about </w:t>
-      </w:r>
-      <w:r>
-        <w:t xml:space="preserve">synthesis’ </w:t>
+        <w:t xml:space="preserve"> target, indicate anything about synthesis’ </w:t>
       </w:r>
       <w:proofErr w:type="gramStart"/>
       <w:r>
@@ -4797,19 +4546,13 @@
     </w:p>
     <w:p>
       <w:r>
-        <w:t>Based on this, do you think it is possible to extract even more performance by resynthesizing with a lo</w:t>
-      </w:r>
-      <w:r>
-        <w:t>wer clock period target? If so, how much lower would you try?</w:t>
+        <w:t>Based on this, do you think it is possible to extract even more performance by resynthesizing with a lower clock period target? If so, how much lower would you try?</w:t>
       </w:r>
     </w:p>
     <w:p/>
     <w:p>
       <w:pPr>
         <w:jc w:val="center"/>
-        <w:rPr>
-          <w:rFonts w:hint="eastAsia"/>
-        </w:rPr>
       </w:pPr>
       <w:r>
         <w:rPr>
@@ -4887,11 +4630,6 @@
     </w:p>
     <w:p/>
     <w:p>
-      <w:pPr>
-        <w:rPr>
-          <w:rFonts w:hint="eastAsia"/>
-        </w:rPr>
-      </w:pPr>
       <w:r>
         <w:t xml:space="preserve">I experimented with target clock periods of 2.5ns and 2.8ns, but both attempts led to timing violations. Surprisingly, the resulting </w:t>
       </w:r>
@@ -4906,11 +4644,6 @@
     </w:p>
     <w:p/>
     <w:p>
-      <w:pPr>
-        <w:rPr>
-          <w:rFonts w:hint="eastAsia"/>
-        </w:rPr>
-      </w:pPr>
       <w:r>
         <w:t xml:space="preserve">ABC in </w:t>
       </w:r>
@@ -5041,13 +4774,7 @@
         </w:drawing>
       </w:r>
     </w:p>
-    <w:p>
-      <w:pPr>
-        <w:rPr>
-          <w:rFonts w:hint="eastAsia"/>
-        </w:rPr>
-      </w:pPr>
-    </w:p>
+    <w:p/>
     <w:p>
       <w:r>
         <w:t xml:space="preserve">We can also get a sense of power usage. </w:t>
@@ -5110,13 +4837,7 @@
         <w:t xml:space="preserve"> and paste a screenshot below:</w:t>
       </w:r>
     </w:p>
-    <w:p>
-      <w:pPr>
-        <w:rPr>
-          <w:rFonts w:hint="eastAsia"/>
-        </w:rPr>
-      </w:pPr>
-    </w:p>
+    <w:p/>
     <w:p>
       <w:pPr>
         <w:jc w:val="center"/>
@@ -5232,8 +4953,8 @@
           <w:b w:val="0"/>
         </w:rPr>
       </w:pPr>
-      <w:bookmarkStart w:id="10" w:name="_ovgqyqtanfls" w:colFirst="0" w:colLast="0"/>
-      <w:bookmarkEnd w:id="10"/>
+      <w:bookmarkStart w:id="9" w:name="_ovgqyqtanfls" w:colFirst="0" w:colLast="0"/>
+      <w:bookmarkEnd w:id="9"/>
       <w:r>
         <w:t>Section 2</w:t>
       </w:r>
@@ -5247,10 +4968,7 @@
     <w:p/>
     <w:p>
       <w:r>
-        <w:t>Design Space Exploration (DSE) is the process of identifying key tunable parameters within a design and searching for optimal configurations based on performance, power, area, and other design constraints. In modern chip development, DSE is a continuous pr</w:t>
-      </w:r>
-      <w:r>
-        <w:t xml:space="preserve">ocess that occurs at every level in the flow — from high-level architecture to low-level physical implementation. For example, </w:t>
+        <w:t xml:space="preserve">Design Space Exploration (DSE) is the process of identifying key tunable parameters within a design and searching for optimal configurations based on performance, power, area, and other design constraints. In modern chip development, DSE is a continuous process that occurs at every level in the flow — from high-level architecture to low-level physical implementation. For example, </w:t>
       </w:r>
       <w:proofErr w:type="spellStart"/>
       <w:r>
@@ -5258,13 +4976,7 @@
       </w:r>
       <w:proofErr w:type="spellEnd"/>
       <w:r>
-        <w:t xml:space="preserve"> often write small simulation models to explore pipeline-level behavior and evaluate the performance of novel desi</w:t>
-      </w:r>
-      <w:r>
-        <w:t>gn ideas, particularly in comparison to previous generations within the same product family. These models are progressively refined as they undergo reviews and validation through various stages of the design cycle. In some cases, architects may even develo</w:t>
-      </w:r>
-      <w:r>
-        <w:t xml:space="preserve">p early RTL prototypes or simplified physical implementations to support their proposals with concrete data. </w:t>
+        <w:t xml:space="preserve"> often write small simulation models to explore pipeline-level behavior and evaluate the performance of novel design ideas, particularly in comparison to previous generations within the same product family. These models are progressively refined as they undergo reviews and validation through various stages of the design cycle. In some cases, architects may even develop early RTL prototypes or simplified physical implementations to support their proposals with concrete data. </w:t>
       </w:r>
     </w:p>
     <w:p/>
@@ -5278,10 +4990,7 @@
       </w:r>
       <w:proofErr w:type="spellEnd"/>
       <w:r>
-        <w:t xml:space="preserve">, you may remember that macros can be </w:t>
-      </w:r>
-      <w:r>
-        <w:t>defined at different utilization levels, aspect ratios, or even standard cell types (</w:t>
+        <w:t>, you may remember that macros can be defined at different utilization levels, aspect ratios, or even standard cell types (</w:t>
       </w:r>
       <w:proofErr w:type="gramStart"/>
       <w:r>
@@ -5295,10 +5004,7 @@
     <w:p/>
     <w:p>
       <w:r>
-        <w:t>As chip design has grown increasingly complex and resource-intensive, the need to automate DSE has only become more critical. Automation approa</w:t>
-      </w:r>
-      <w:r>
-        <w:t xml:space="preserve">ches range from simple brute-force parameter sweeps to more advanced optimization techniques, such as machine learning–based tools like ORFS’s  </w:t>
+        <w:t xml:space="preserve">As chip design has grown increasingly complex and resource-intensive, the need to automate DSE has only become more critical. Automation approaches range from simple brute-force parameter sweeps to more advanced optimization techniques, such as machine learning–based tools like ORFS’s  </w:t>
       </w:r>
       <w:hyperlink r:id="rId47">
         <w:r>
@@ -5306,14 +5012,7 @@
             <w:color w:val="1155CC"/>
             <w:u w:val="single"/>
           </w:rPr>
-          <w:t>Aut</w:t>
-        </w:r>
-        <w:r>
-          <w:rPr>
-            <w:color w:val="1155CC"/>
-            <w:u w:val="single"/>
-          </w:rPr>
-          <w:t>oTuner</w:t>
+          <w:t>AutoTuner</w:t>
         </w:r>
       </w:hyperlink>
       <w:r>
@@ -5335,13 +5034,7 @@
       </w:r>
       <w:proofErr w:type="spellEnd"/>
       <w:r>
-        <w:t xml:space="preserve"> often require running the entire physical design flow, which can be time-consuming. In early-stage exploration, it’s usually more practical to rely on simplified models or to r</w:t>
-      </w:r>
-      <w:r>
-        <w:t>un only a portion of the flow to generate quick performance, area, or power estimates. Once a promising design point is validated at an early stage, it can progress to later stages of refinement and eventually be evaluated through the full implementation f</w:t>
-      </w:r>
-      <w:r>
-        <w:t>low.</w:t>
+        <w:t xml:space="preserve"> often require running the entire physical design flow, which can be time-consuming. In early-stage exploration, it’s usually more practical to rely on simplified models or to run only a portion of the flow to generate quick performance, area, or power estimates. Once a promising design point is validated at an early stage, it can progress to later stages of refinement and eventually be evaluated through the full implementation flow.</w:t>
       </w:r>
     </w:p>
     <w:p/>
@@ -5349,8 +5042,8 @@
       <w:pPr>
         <w:pStyle w:val="2"/>
       </w:pPr>
-      <w:bookmarkStart w:id="11" w:name="_6orxagf9ylrk" w:colFirst="0" w:colLast="0"/>
-      <w:bookmarkEnd w:id="11"/>
+      <w:bookmarkStart w:id="10" w:name="_6orxagf9ylrk" w:colFirst="0" w:colLast="0"/>
+      <w:bookmarkEnd w:id="10"/>
       <w:r>
         <w:lastRenderedPageBreak/>
         <w:t>Our Design</w:t>
@@ -5364,10 +5057,7 @@
         </w:rPr>
       </w:pPr>
       <w:r>
-        <w:t>We will try out DSE by running a synthesis-only sweep on a design called ASQRT. This unit implements a configurable, parallel square root accelerator using an iterative algorithm to compute the square root of a 32-bit input integer — with</w:t>
-      </w:r>
-      <w:r>
-        <w:t xml:space="preserve"> each iteration of the algorithm generating or </w:t>
+        <w:t xml:space="preserve">We will try out DSE by running a synthesis-only sweep on a design called ASQRT. This unit implements a configurable, parallel square root accelerator using an iterative algorithm to compute the square root of a 32-bit input integer — with each iteration of the algorithm generating or </w:t>
       </w:r>
       <w:proofErr w:type="gramStart"/>
       <w:r>
@@ -5402,10 +5092,7 @@
         <w:t xml:space="preserve">N_DEPTH </w:t>
       </w:r>
       <w:r>
-        <w:t xml:space="preserve">parameter, which determines how many </w:t>
-      </w:r>
-      <w:r>
-        <w:t xml:space="preserve">iterations are performed per cycle — effectively controlling how many cycles are required to compute the result (i.e., deeper pipelines reduce latency per bit). The </w:t>
+        <w:t xml:space="preserve">parameter, which determines how many iterations are performed per cycle — effectively controlling how many cycles are required to compute the result (i.e., deeper pipelines reduce latency per bit). The </w:t>
       </w:r>
       <w:r>
         <w:rPr>
@@ -5414,10 +5101,7 @@
         <w:t>N_CYCLES</w:t>
       </w:r>
       <w:r>
-        <w:t xml:space="preserve"> parameter sets the total number of cycles a pipeline is allowed to run. It must be</w:t>
-      </w:r>
-      <w:r>
-        <w:t xml:space="preserve"> greater than or equal to the number of output bits divided by the pipeline depth. </w:t>
+        <w:t xml:space="preserve"> parameter sets the total number of cycles a pipeline is allowed to run. It must be greater than or equal to the number of output bits divided by the pipeline depth. </w:t>
       </w:r>
       <w:r>
         <w:rPr>
@@ -5510,10 +5194,7 @@
     </w:p>
     <w:p>
       <w:r>
-        <w:t>Also</w:t>
-      </w:r>
-      <w:r>
-        <w:t>, we will need the matplotlib dependency to make graphs in Python. Install it by running:</w:t>
+        <w:t>Also, we will need the matplotlib dependency to make graphs in Python. Install it by running:</w:t>
       </w:r>
     </w:p>
     <w:p>
@@ -5532,10 +5213,7 @@
     <w:p/>
     <w:p>
       <w:r>
-        <w:t>Our first step is to define certain design requirements – these will allow us to bound the range of our variables and reduce the number of var</w:t>
-      </w:r>
-      <w:r>
-        <w:t xml:space="preserve">iables. </w:t>
+        <w:t xml:space="preserve">Our first step is to define certain design requirements – these will allow us to bound the range of our variables and reduce the number of variables. </w:t>
       </w:r>
     </w:p>
     <w:p/>
@@ -5576,10 +5254,7 @@
         <w:t>,</w:t>
       </w:r>
       <w:r>
-        <w:t xml:space="preserve"> i.e., if a single pipeline takes 2 cycles to compute a result, we will need 2 parallel pipelines to maintain our target throughput. At the end of this sweep, we will generate what can be referred to as a “frequency-independent iso-performance” comparison </w:t>
-      </w:r>
-      <w:r>
-        <w:t>graph. The frequency-independent qualifier is key: while we are normalizing for throughput across configurations, the actual performance in terms of real-world throughput will still depend heavily on the maximum achievable frequency (</w:t>
+        <w:t xml:space="preserve"> i.e., if a single pipeline takes 2 cycles to compute a result, we will need 2 parallel pipelines to maintain our target throughput. At the end of this sweep, we will generate what can be referred to as a “frequency-independent iso-performance” comparison graph. The frequency-independent qualifier is key: while we are normalizing for throughput across configurations, the actual performance in terms of real-world throughput will still depend heavily on the maximum achievable frequency (</w:t>
       </w:r>
       <m:oMath>
         <m:sSub>
@@ -5609,10 +5284,7 @@
         </m:sSub>
       </m:oMath>
       <w:r>
-        <w:t>), which is wh</w:t>
-      </w:r>
-      <w:r>
-        <w:t xml:space="preserve">y we will also analyze and plot </w:t>
+        <w:t xml:space="preserve">), which is why we will also analyze and plot </w:t>
       </w:r>
       <m:oMath>
         <m:sSub>
@@ -5686,10 +5358,7 @@
         <w:t>Q2.2</w:t>
       </w:r>
       <w:r>
-        <w:t xml:space="preserve"> Knowing what we know about synthesis hierarchy and optimization, in what cases do you think the synthesis too</w:t>
-      </w:r>
-      <w:r>
-        <w:t xml:space="preserve">l can or cannot correct for “overdesign” </w:t>
+        <w:t xml:space="preserve"> Knowing what we know about synthesis hierarchy and optimization, in what cases do you think the synthesis tool can or cannot correct for “overdesign” </w:t>
       </w:r>
       <w:proofErr w:type="gramStart"/>
       <w:r>
@@ -5717,10 +5386,7 @@
     <w:p/>
     <w:p>
       <w:r>
-        <w:t>Your answer to Q2.1 will he</w:t>
-      </w:r>
-      <w:r>
-        <w:t xml:space="preserve">lp guide the definition of a </w:t>
+        <w:t xml:space="preserve">Your answer to Q2.1 will help guide the definition of a </w:t>
       </w:r>
       <w:r>
         <w:rPr>
@@ -5776,19 +5442,13 @@
         <w:t>Q2.3</w:t>
       </w:r>
       <w:r>
-        <w:t xml:space="preserve"> Express the mathematical relationship betwe</w:t>
-      </w:r>
-      <w:r>
-        <w:t>en N_PIPES with N_CYCLES and N_DEPTH with N_CYCLES.</w:t>
-      </w:r>
-    </w:p>
-    <w:p/>
-    <w:p>
-      <w:r>
-        <w:t>N_PIPES</w:t>
-      </w:r>
-      <w:r>
-        <w:t xml:space="preserve"> = </w:t>
+        <w:t xml:space="preserve"> Express the mathematical relationship between N_PIPES with N_CYCLES and N_DEPTH with N_CYCLES.</w:t>
+      </w:r>
+    </w:p>
+    <w:p/>
+    <w:p>
+      <w:r>
+        <w:t xml:space="preserve">N_PIPES = </w:t>
       </w:r>
       <w:r>
         <w:t>N_CYCLES</w:t>
@@ -5796,13 +5456,7 @@
     </w:p>
     <w:p>
       <w:r>
-        <w:t>N_DEPTH</w:t>
-      </w:r>
-      <w:r>
-        <w:t xml:space="preserve"> = 16 / </w:t>
-      </w:r>
-      <w:r>
-        <w:t>N_PIPES</w:t>
+        <w:t>N_DEPTH = 16 / N_PIPES</w:t>
       </w:r>
     </w:p>
     <w:p/>
@@ -5816,8 +5470,8 @@
       <w:pPr>
         <w:pStyle w:val="2"/>
       </w:pPr>
-      <w:bookmarkStart w:id="12" w:name="_55gtb6za2qes" w:colFirst="0" w:colLast="0"/>
-      <w:bookmarkEnd w:id="12"/>
+      <w:bookmarkStart w:id="11" w:name="_55gtb6za2qes" w:colFirst="0" w:colLast="0"/>
+      <w:bookmarkEnd w:id="11"/>
       <w:r>
         <w:t>Scripting for DSE</w:t>
       </w:r>
@@ -5839,10 +5493,7 @@
         <w:t>section2/explore.py</w:t>
       </w:r>
       <w:r>
-        <w:t xml:space="preserve"> – this is our primary DSE script. Find and fill in the </w:t>
-      </w:r>
-      <w:r>
-        <w:t xml:space="preserve">definitions for </w:t>
+        <w:t xml:space="preserve"> – this is our primary DSE script. Find and fill in the definitions for </w:t>
       </w:r>
       <w:r>
         <w:rPr>
@@ -5919,10 +5570,7 @@
     <w:p/>
     <w:p>
       <w:r>
-        <w:t>For your convenience, the rest of the script has already been completed. Please review it to ensure</w:t>
-      </w:r>
-      <w:r>
-        <w:t xml:space="preserve"> you understand the flow: it calls </w:t>
+        <w:t xml:space="preserve">For your convenience, the rest of the script has already been completed. Please review it to ensure you understand the flow: it calls </w:t>
       </w:r>
       <w:proofErr w:type="spellStart"/>
       <w:r>
@@ -5960,10 +5608,7 @@
       </w:r>
       <w:proofErr w:type="spellEnd"/>
       <w:r>
-        <w:t xml:space="preserve"> with the necessary scripts </w:t>
-      </w:r>
-      <w:r>
-        <w:t xml:space="preserve">— explore.py will call </w:t>
+        <w:t xml:space="preserve"> with the necessary scripts — explore.py will call </w:t>
       </w:r>
       <w:proofErr w:type="spellStart"/>
       <w:r>
@@ -6000,11 +5645,6 @@
     </w:p>
     <w:p/>
     <w:p>
-      <w:pPr>
-        <w:rPr>
-          <w:rFonts w:hint="eastAsia"/>
-        </w:rPr>
-      </w:pPr>
       <w:r>
         <w:rPr>
           <w:b/>
@@ -6087,10 +5727,7 @@
       </w:r>
       <w:proofErr w:type="spellStart"/>
       <w:r>
-        <w:t>analysis</w:t>
-      </w:r>
-      <w:r>
-        <w:t>.tcl</w:t>
+        <w:t>analysis.tcl</w:t>
       </w:r>
       <w:proofErr w:type="spellEnd"/>
       <w:r>
@@ -6382,19 +6019,7 @@
               <w:rPr>
                 <w:rFonts w:ascii="Cambria Math" w:hAnsi="Cambria Math"/>
               </w:rPr>
-              <m:t>m</m:t>
-            </m:r>
-            <m:r>
-              <w:rPr>
-                <w:rFonts w:ascii="Cambria Math" w:hAnsi="Cambria Math"/>
-              </w:rPr>
-              <m:t>a</m:t>
-            </m:r>
-            <m:r>
-              <w:rPr>
-                <w:rFonts w:ascii="Cambria Math" w:hAnsi="Cambria Math"/>
-              </w:rPr>
-              <m:t>x</m:t>
+              <m:t>max</m:t>
             </m:r>
           </m:sub>
         </m:sSub>
@@ -6417,10 +6042,7 @@
     <w:p/>
     <w:p>
       <w:r>
-        <w:t>N_CYCLES</w:t>
-      </w:r>
-      <w:r>
-        <w:t xml:space="preserve"> = 4</w:t>
+        <w:t>N_CYCLES = 4</w:t>
       </w:r>
     </w:p>
     <w:p>
@@ -6468,16 +6090,8 @@
       </w:r>
     </w:p>
     <w:p>
-      <w:pPr>
-        <w:rPr>
-          <w:rFonts w:hint="eastAsia"/>
-        </w:rPr>
-      </w:pPr>
-      <w:r>
-        <w:t>area</w:t>
-      </w:r>
-      <w:r>
-        <w:t xml:space="preserve"> = </w:t>
+      <w:r>
+        <w:t xml:space="preserve">area = </w:t>
       </w:r>
       <w:r>
         <w:t>13869.6894</w:t>
@@ -6513,10 +6127,7 @@
         </w:numPr>
       </w:pPr>
       <w:r>
-        <w:t>How much longer would it take? W</w:t>
-      </w:r>
-      <w:r>
-        <w:t>rite down your intuition — you don’t need precise numbers, but think about how the complexity and runtime might scale compared to synthesis and STA alone. Consider what extra steps P&amp;R introduces, and how those could impact total exploration time.</w:t>
+        <w:t>How much longer would it take? Write down your intuition — you don’t need precise numbers, but think about how the complexity and runtime might scale compared to synthesis and STA alone. Consider what extra steps P&amp;R introduces, and how those could impact total exploration time.</w:t>
       </w:r>
     </w:p>
     <w:p>
@@ -6527,10 +6138,7 @@
         </w:numPr>
       </w:pPr>
       <w:r>
-        <w:t>Does thi</w:t>
-      </w:r>
-      <w:r>
-        <w:t xml:space="preserve">s run-time have implications for how many design configurations you can test? </w:t>
+        <w:t xml:space="preserve">Does this run-time have implications for how many design configurations you can test? </w:t>
       </w:r>
     </w:p>
     <w:p>
@@ -6546,11 +6154,6 @@
     </w:p>
     <w:p/>
     <w:p>
-      <w:pPr>
-        <w:rPr>
-          <w:rFonts w:hint="eastAsia"/>
-        </w:rPr>
-      </w:pPr>
       <w:r>
         <w:t>Based on my experience, the full P&amp;R flow for the GCD design in Lab0 takes about 1 minute and 30 seconds. Since the ASQRT design is simpler at the RTL level than GCD, we can expect the P&amp;R runtime to be slightly shorter or roughly in the same range per configuration. However, performing a full P&amp;R sweep across many configurations would still significantly increase the total exploration time compared to just synthesis and STA, which are much faster. This increased runtime limits the number of configurations we can practically explore, especially if we want rapid iteration. On the other hand, P&amp;R would provide more accurate estimates of area, timing, and congestion since it reflects actual physical implementation constraints. Therefore, although time-consuming, P&amp;R is worthwhile when high accuracy is needed for final design selection or sign-off.</w:t>
       </w:r>
@@ -6569,13 +6172,7 @@
         <w:rPr>
           <w:b/>
         </w:rPr>
-        <w:t>Please ensure the fol</w:t>
-      </w:r>
-      <w:r>
-        <w:rPr>
-          <w:b/>
-        </w:rPr>
-        <w:t xml:space="preserve">lowing files are present, completed, and non-empty </w:t>
+        <w:t xml:space="preserve">Please ensure the following files are present, completed, and non-empty </w:t>
       </w:r>
       <w:proofErr w:type="gramStart"/>
       <w:r>
@@ -6800,13 +6397,7 @@
         <w:rPr>
           <w:b/>
         </w:rPr>
-        <w:t>Ensure you answered all questions in this section and ensure all the files you need for submission are in the directory before continuing to th</w:t>
-      </w:r>
-      <w:r>
-        <w:rPr>
-          <w:b/>
-        </w:rPr>
-        <w:t>e next section.</w:t>
+        <w:t>Ensure you answered all questions in this section and ensure all the files you need for submission are in the directory before continuing to the next section.</w:t>
       </w:r>
     </w:p>
     <w:p/>
@@ -6819,8 +6410,8 @@
           <w:b w:val="0"/>
         </w:rPr>
       </w:pPr>
-      <w:bookmarkStart w:id="13" w:name="_qol31zfqgn8l" w:colFirst="0" w:colLast="0"/>
-      <w:bookmarkEnd w:id="13"/>
+      <w:bookmarkStart w:id="12" w:name="_qol31zfqgn8l" w:colFirst="0" w:colLast="0"/>
+      <w:bookmarkEnd w:id="12"/>
       <w:r>
         <w:t>Section III</w:t>
       </w:r>
@@ -6834,19 +6425,13 @@
     <w:p/>
     <w:p>
       <w:r>
-        <w:t>Now that you have completed a design space exploration, it is time to validate your selected design through a full implementation. The goal of the synthesis-only DSE in Section II was to enable exploration a</w:t>
-      </w:r>
-      <w:r>
-        <w:t>cross a wider range of configurations using the same amount of compute resources — a common and critical consideration in industry workflows.</w:t>
-      </w:r>
-    </w:p>
-    <w:p/>
-    <w:p>
-      <w:r>
-        <w:t>In a more realistic setting, a team might select a top-N set of candidate designs for full-flow implementation, r</w:t>
-      </w:r>
-      <w:r>
-        <w:t xml:space="preserve">ather than committing to just one. However, for this lab, you will take the single best design you selected in Q2.9 and run it through the complete </w:t>
+        <w:t>Now that you have completed a design space exploration, it is time to validate your selected design through a full implementation. The goal of the synthesis-only DSE in Section II was to enable exploration across a wider range of configurations using the same amount of compute resources — a common and critical consideration in industry workflows.</w:t>
+      </w:r>
+    </w:p>
+    <w:p/>
+    <w:p>
+      <w:r>
+        <w:t xml:space="preserve">In a more realistic setting, a team might select a top-N set of candidate designs for full-flow implementation, rather than committing to just one. However, for this lab, you will take the single best design you selected in Q2.9 and run it through the complete </w:t>
       </w:r>
       <w:proofErr w:type="spellStart"/>
       <w:r>
@@ -6854,10 +6439,7 @@
       </w:r>
       <w:proofErr w:type="spellEnd"/>
       <w:r>
-        <w:t xml:space="preserve">-flow-scripts flow, including placement, clock tree synthesis, and routing — thereby validating its </w:t>
-      </w:r>
-      <w:r>
-        <w:t>true performance, area, and physical feasibility.</w:t>
+        <w:t>-flow-scripts flow, including placement, clock tree synthesis, and routing — thereby validating its true performance, area, and physical feasibility.</w:t>
       </w:r>
     </w:p>
     <w:p/>
@@ -6919,13 +6501,7 @@
         <w:rPr>
           <w:rFonts w:ascii="Consolas" w:eastAsia="Consolas" w:hAnsi="Consolas" w:cs="Consolas"/>
         </w:rPr>
-        <w:t>c</w:t>
-      </w:r>
-      <w:r>
-        <w:rPr>
-          <w:rFonts w:ascii="Consolas" w:eastAsia="Consolas" w:hAnsi="Consolas" w:cs="Consolas"/>
-        </w:rPr>
-        <w:t>onfig.mk</w:t>
+        <w:t>config.mk</w:t>
       </w:r>
       <w:r>
         <w:t>,</w:t>
@@ -6951,10 +6527,8 @@
     <w:p/>
     <w:p>
       <w:r>
-        <w:t>These fil</w:t>
-      </w:r>
-      <w:r>
-        <w:t xml:space="preserve">es are mostly complete, except you need to complete the </w:t>
+        <w:lastRenderedPageBreak/>
+        <w:t xml:space="preserve">These files are mostly complete, except you need to complete the </w:t>
       </w:r>
       <w:r>
         <w:rPr>
@@ -7176,13 +6750,7 @@
         <w:rPr>
           <w:rFonts w:ascii="Consolas" w:eastAsia="Consolas" w:hAnsi="Consolas" w:cs="Consolas"/>
         </w:rPr>
-        <w:t>report_de</w:t>
-      </w:r>
-      <w:r>
-        <w:rPr>
-          <w:rFonts w:ascii="Consolas" w:eastAsia="Consolas" w:hAnsi="Consolas" w:cs="Consolas"/>
-        </w:rPr>
-        <w:t>sign_area</w:t>
+        <w:t>report_design_area</w:t>
       </w:r>
       <w:proofErr w:type="spellEnd"/>
       <w:r>
@@ -7240,18 +6808,12 @@
         <w:widowControl w:val="0"/>
       </w:pPr>
       <w:r>
-        <w:t>utilization</w:t>
-      </w:r>
-      <w:r>
-        <w:t xml:space="preserve"> = 96%</w:t>
+        <w:t>utilization = 96%</w:t>
       </w:r>
     </w:p>
     <w:p>
       <w:pPr>
         <w:widowControl w:val="0"/>
-        <w:rPr>
-          <w:rFonts w:hint="eastAsia"/>
-        </w:rPr>
       </w:pPr>
       <w:r>
         <w:t>The reported area is 23,535 µm² with a utilization of 96%, which is close to the 100% utilization assumption used during the DSE process. This suggests that the DSE's area estimation was reasonably accurate, with only a slight margin below full utilization in the actual implementation.</w:t>
@@ -7261,7 +6823,6 @@
       <w:pPr>
         <w:widowControl w:val="0"/>
         <w:rPr>
-          <w:rFonts w:hint="eastAsia"/>
           <w:b/>
         </w:rPr>
       </w:pPr>
@@ -7300,13 +6861,7 @@
         <w:rPr>
           <w:rFonts w:ascii="Consolas" w:eastAsia="Consolas" w:hAnsi="Consolas" w:cs="Consolas"/>
         </w:rPr>
-        <w:t>da</w:t>
-      </w:r>
-      <w:r>
-        <w:rPr>
-          <w:rFonts w:ascii="Consolas" w:eastAsia="Consolas" w:hAnsi="Consolas" w:cs="Consolas"/>
-        </w:rPr>
-        <w:t>ta arrival time</w:t>
+        <w:t>data arrival time</w:t>
       </w:r>
       <w:r>
         <w:t>” under the “</w:t>
@@ -7392,11 +6947,7 @@
         <w:widowControl w:val="0"/>
       </w:pPr>
       <w:r>
-        <w:lastRenderedPageBreak/>
-        <w:t>Given a clock pe</w:t>
-      </w:r>
-      <w:r>
-        <w:t xml:space="preserve">riod </w:t>
+        <w:t xml:space="preserve">Given a clock period </w:t>
       </w:r>
       <m:oMath>
         <m:r>
@@ -7468,7 +7019,11 @@
         </m:f>
       </m:oMath>
       <w:r>
-        <w:t xml:space="preserve"> Keep in mind this will output frequency in Hz and it requires that T is defined in seconds (</w:t>
+        <w:t xml:space="preserve"> Keep in mind this will output frequency in Hz and it requires </w:t>
+      </w:r>
+      <w:r>
+        <w:lastRenderedPageBreak/>
+        <w:t>that T is defined in seconds (</w:t>
       </w:r>
       <w:proofErr w:type="gramStart"/>
       <w:r>
@@ -7483,19 +7038,7 @@
           <w:rPr>
             <w:rFonts w:ascii="Cambria Math" w:hAnsi="Cambria Math"/>
           </w:rPr>
-          <m:t xml:space="preserve">1 </m:t>
-        </m:r>
-        <m:r>
-          <w:rPr>
-            <w:rFonts w:ascii="Cambria Math" w:hAnsi="Cambria Math"/>
-          </w:rPr>
-          <m:t>ns</m:t>
-        </m:r>
-        <m:r>
-          <w:rPr>
-            <w:rFonts w:ascii="Cambria Math" w:hAnsi="Cambria Math"/>
-          </w:rPr>
-          <m:t xml:space="preserve"> = 1⋅1</m:t>
+          <m:t>1 ns = 1⋅1</m:t>
         </m:r>
         <m:sSup>
           <m:sSupPr>
@@ -7518,13 +7061,7 @@
               <w:rPr>
                 <w:rFonts w:ascii="Cambria Math" w:hAnsi="Cambria Math"/>
               </w:rPr>
-              <m:t>-</m:t>
-            </m:r>
-            <m:r>
-              <w:rPr>
-                <w:rFonts w:ascii="Cambria Math" w:hAnsi="Cambria Math"/>
-              </w:rPr>
-              <m:t>9</m:t>
+              <m:t>-9</m:t>
             </m:r>
           </m:sup>
         </m:sSup>
@@ -7532,13 +7069,7 @@
           <w:rPr>
             <w:rFonts w:ascii="Cambria Math" w:hAnsi="Cambria Math"/>
           </w:rPr>
-          <m:t xml:space="preserve"> </m:t>
-        </m:r>
-        <m:r>
-          <w:rPr>
-            <w:rFonts w:ascii="Cambria Math" w:hAnsi="Cambria Math"/>
-          </w:rPr>
-          <m:t>s</m:t>
+          <m:t xml:space="preserve"> s</m:t>
         </m:r>
       </m:oMath>
       <w:r>
@@ -7629,10 +7160,7 @@
         </m:sSub>
       </m:oMath>
       <w:r>
-        <w:t xml:space="preserve"> you found </w:t>
-      </w:r>
-      <w:r>
-        <w:t>in Q2.9?</w:t>
+        <w:t xml:space="preserve"> you found in Q2.9?</w:t>
       </w:r>
     </w:p>
     <w:p>
@@ -7707,9 +7235,6 @@
     <w:p>
       <w:pPr>
         <w:widowControl w:val="0"/>
-        <w:rPr>
-          <w:rFonts w:hint="eastAsia"/>
-        </w:rPr>
       </w:pPr>
       <w:r>
         <w:t xml:space="preserve">The </w:t>
@@ -7768,10 +7293,7 @@
         </w:numPr>
       </w:pPr>
       <w:r>
-        <w:t>Was the synthesis and STA output (from Section II) generally pessimistic or opti</w:t>
-      </w:r>
-      <w:r>
-        <w:t>mistic compared to the full P&amp;R results?</w:t>
+        <w:t>Was the synthesis and STA output (from Section II) generally pessimistic or optimistic compared to the full P&amp;R results?</w:t>
       </w:r>
     </w:p>
     <w:p>
@@ -7854,14 +7376,10 @@
         <w:widowControl w:val="0"/>
       </w:pPr>
       <w:r>
-        <w:t>If you placed ORFS in the directory with a different dire</w:t>
-      </w:r>
-      <w:r>
-        <w:t xml:space="preserve">ctory name than the default </w:t>
-      </w:r>
-      <w:proofErr w:type="spellStart"/>
-      <w:r>
-        <w:lastRenderedPageBreak/>
+        <w:t xml:space="preserve">If you placed ORFS in the directory with a different directory name than the default </w:t>
+      </w:r>
+      <w:proofErr w:type="spellStart"/>
+      <w:r>
         <w:t>OpenROAD</w:t>
       </w:r>
       <w:proofErr w:type="spellEnd"/>
@@ -7905,13 +7423,7 @@
         <w:rPr>
           <w:b/>
         </w:rPr>
-        <w:t>Ensure you answered all questions in this section and ensure all the files you need for submissi</w:t>
-      </w:r>
-      <w:r>
-        <w:rPr>
-          <w:b/>
-        </w:rPr>
-        <w:t>on are in the directory before continuing to the next section.</w:t>
+        <w:t>Ensure you answered all questions in this section and ensure all the files you need for submission are in the directory before continuing to the next section.</w:t>
       </w:r>
     </w:p>
     <w:p>
@@ -7939,48 +7451,42 @@
       <w:pPr>
         <w:pStyle w:val="1"/>
       </w:pPr>
-      <w:bookmarkStart w:id="14" w:name="_frq8521thcah" w:colFirst="0" w:colLast="0"/>
+      <w:bookmarkStart w:id="13" w:name="_frq8521thcah" w:colFirst="0" w:colLast="0"/>
+      <w:bookmarkEnd w:id="13"/>
+      <w:r>
+        <w:t>Finalization</w:t>
+      </w:r>
+    </w:p>
+    <w:p>
+      <w:r>
+        <w:t xml:space="preserve">Please review each section and ensure you have answered all the questions. </w:t>
+      </w:r>
+    </w:p>
+    <w:p>
+      <w:r>
+        <w:t>Ensure you have committed and pushed all files required for submission for each section.</w:t>
+      </w:r>
+    </w:p>
+    <w:p/>
+    <w:p>
+      <w:r>
+        <w:t>Go to your GitHub repo and verify that the push was successful. Your push is all that is required for submission to count in GitHub and you may push until the Lab deadline.</w:t>
+      </w:r>
+    </w:p>
+    <w:p/>
+    <w:p>
+      <w:pPr>
+        <w:pStyle w:val="3"/>
+      </w:pPr>
+      <w:bookmarkStart w:id="14" w:name="_wdktrphr38ve" w:colFirst="0" w:colLast="0"/>
       <w:bookmarkEnd w:id="14"/>
       <w:r>
-        <w:t>Finalization</w:t>
-      </w:r>
-    </w:p>
-    <w:p>
-      <w:r>
-        <w:t xml:space="preserve">Please review each section and ensure you have answered all the questions. </w:t>
-      </w:r>
-    </w:p>
-    <w:p>
-      <w:r>
-        <w:t>Ensure you have committed and pushed all files required for submission for each section.</w:t>
-      </w:r>
-    </w:p>
-    <w:p/>
-    <w:p>
-      <w:r>
-        <w:t xml:space="preserve">Go to your </w:t>
-      </w:r>
-      <w:r>
-        <w:t>GitHub repo and verify that the push was successful. Your push is all that is required for submission to count in GitHub and you may push until the Lab deadline.</w:t>
-      </w:r>
-    </w:p>
-    <w:p/>
-    <w:p>
-      <w:pPr>
-        <w:pStyle w:val="3"/>
-      </w:pPr>
-      <w:bookmarkStart w:id="15" w:name="_wdktrphr38ve" w:colFirst="0" w:colLast="0"/>
-      <w:bookmarkEnd w:id="15"/>
-      <w:r>
         <w:t>Additional Notes</w:t>
       </w:r>
     </w:p>
     <w:p>
       <w:r>
-        <w:t xml:space="preserve">In this lab, we did not cover retiming – performance optimization performed </w:t>
-      </w:r>
-      <w:r>
-        <w:t xml:space="preserve">by moving logic around register boundaries. </w:t>
+        <w:t xml:space="preserve">In this lab, we did not cover retiming – performance optimization performed by moving logic around register boundaries. </w:t>
       </w:r>
       <w:hyperlink r:id="rId53">
         <w:r>
@@ -8005,10 +7511,7 @@
       </w:r>
       <w:proofErr w:type="spellEnd"/>
       <w:r>
-        <w:t xml:space="preserve"> – a more general case of optimization whereby the entire pipeli</w:t>
-      </w:r>
-      <w:r>
-        <w:t xml:space="preserve">ne is configured with differing numbers of stages. </w:t>
+        <w:t xml:space="preserve"> – a more general case of optimization whereby the entire pipeline is configured with differing numbers of stages. </w:t>
       </w:r>
       <w:proofErr w:type="spellStart"/>
       <w:r>
